--- a/ind/docx/44.content.docx
+++ b/ind/docx/44.content.docx
@@ -887,6 +887,294 @@
           <w:lang w:val="id_ID" w:bidi="id_ID"/>
         </w:rPr>
         <w:t>Aktif atau Pasif</w:t>
+      </w:r>
+      <w:r>
+        <w:rPr>
+          <w:lang w:val="id_ID" w:bidi="id_ID"/>
+        </w:rPr>
+      </w:r>
+      <w:r>
+        <w:rPr>
+          <w:lang w:val="id_ID" w:bidi="id_ID"/>
+        </w:rPr>
+      </w:r>
+    </w:p>
+    <w:p>
+      <w:pPr/>
+      <w:r>
+        <w:rPr>
+          <w:lang w:val="id_ID" w:bidi="id_ID"/>
+        </w:rPr>
+      </w:r>
+    </w:p>
+    <w:p>
+      <w:pPr>
+        <w:pStyle w:val="Heading2"/>
+      </w:pPr>
+      <w:r>
+        <w:rPr>
+          <w:lang w:val="id_ID" w:bidi="id_ID"/>
+        </w:rPr>
+        <w:t>Kisah Para Rasul 8:15 (#3)</w:t>
+      </w:r>
+      <w:r>
+        <w:rPr>
+          <w:lang w:val="id_ID" w:bidi="id_ID"/>
+        </w:rPr>
+      </w:r>
+    </w:p>
+    <w:p>
+      <w:pPr/>
+      <w:r>
+        <w:rPr>
+          <w:lang w:val="id_ID" w:bidi="id_ID"/>
+        </w:rPr>
+      </w:r>
+      <w:r>
+        <w:rPr>
+          <w:b/>
+          <w:lang w:val="id_ID" w:bidi="id_ID"/>
+        </w:rPr>
+        <w:t>"Setibanya di situ"</w:t>
+      </w:r>
+    </w:p>
+    <w:p>
+      <w:pPr/>
+      <w:r>
+        <w:rPr>
+          <w:lang w:val="id_ID" w:bidi="id_ID"/>
+        </w:rPr>
+      </w:r>
+      <w:r>
+        <w:rPr>
+          <w:lang w:val="id_ID" w:bidi="id_ID"/>
+        </w:rPr>
+        <w:t xml:space="preserve">Lukas mengatakan bahwa Petrus dan Yohanes </w:t>
+      </w:r>
+      <w:r>
+        <w:rPr>
+          <w:b/>
+          <w:lang w:val="id_ID" w:bidi="id_ID"/>
+        </w:rPr>
+        <w:t xml:space="preserve">telah tiba (harfiah: telah turun) </w:t>
+      </w:r>
+      <w:r>
+        <w:rPr>
+          <w:lang w:val="id_ID" w:bidi="id_ID"/>
+        </w:rPr>
+        <w:t>dari Yerusalem karena itulah cara yang biasa digunakan untuk menggambarkan tentang perjalanan dari Yerusalem, sebab kota itu terletak di atas gunung. Terjemahan alternatif: “setelah melakukan perjalanan dari Yerusalem”</w:t>
+      </w:r>
+    </w:p>
+    <w:p>
+      <w:pPr/>
+      <w:r>
+        <w:rPr>
+          <w:lang w:val="id_ID" w:bidi="id_ID"/>
+        </w:rPr>
+      </w:r>
+      <w:r>
+        <w:rPr>
+          <w:lang w:val="id_ID" w:bidi="id_ID"/>
+        </w:rPr>
+        <w:t xml:space="preserve">Lihat: </w:t>
+      </w:r>
+      <w:r>
+        <w:rPr>
+          <w:lang w:val="id_ID" w:bidi="id_ID"/>
+        </w:rPr>
+        <w:t>Ungkapan</w:t>
+      </w:r>
+      <w:r>
+        <w:rPr>
+          <w:lang w:val="id_ID" w:bidi="id_ID"/>
+        </w:rPr>
+      </w:r>
+      <w:r>
+        <w:rPr>
+          <w:lang w:val="id_ID" w:bidi="id_ID"/>
+        </w:rPr>
+      </w:r>
+    </w:p>
+    <w:p>
+      <w:pPr/>
+      <w:r>
+        <w:rPr>
+          <w:lang w:val="id_ID" w:bidi="id_ID"/>
+        </w:rPr>
+      </w:r>
+    </w:p>
+    <w:p>
+      <w:pPr>
+        <w:pStyle w:val="Heading2"/>
+      </w:pPr>
+      <w:r>
+        <w:rPr>
+          <w:lang w:val="id_ID" w:bidi="id_ID"/>
+        </w:rPr>
+        <w:t>Kisah Para Rasul 13:4 (#3)</w:t>
+      </w:r>
+      <w:r>
+        <w:rPr>
+          <w:lang w:val="id_ID" w:bidi="id_ID"/>
+        </w:rPr>
+      </w:r>
+    </w:p>
+    <w:p>
+      <w:pPr/>
+      <w:r>
+        <w:rPr>
+          <w:lang w:val="id_ID" w:bidi="id_ID"/>
+        </w:rPr>
+      </w:r>
+      <w:r>
+        <w:rPr>
+          <w:b/>
+          <w:lang w:val="id_ID" w:bidi="id_ID"/>
+        </w:rPr>
+        <w:t>"berangkat"</w:t>
+      </w:r>
+    </w:p>
+    <w:p>
+      <w:pPr/>
+      <w:r>
+        <w:rPr>
+          <w:lang w:val="id_ID" w:bidi="id_ID"/>
+        </w:rPr>
+      </w:r>
+      <w:r>
+        <w:rPr>
+          <w:lang w:val="id_ID" w:bidi="id_ID"/>
+        </w:rPr>
+        <w:t xml:space="preserve">Lukas mengatakan bahwa Barnabas dan Saulus </w:t>
+      </w:r>
+      <w:r>
+        <w:rPr>
+          <w:b/>
+          <w:lang w:val="id_ID" w:bidi="id_ID"/>
+        </w:rPr>
+        <w:t xml:space="preserve">berangkat </w:t>
+      </w:r>
+      <w:r>
+        <w:rPr>
+          <w:lang w:val="id_ID" w:bidi="id_ID"/>
+        </w:rPr>
+        <w:t>ke Seleukia karena kota itu berada di tempat yang lebih rendah daripada Antiokhia. Terjemahan alternatif: “melakukan perjalanan”</w:t>
+      </w:r>
+    </w:p>
+    <w:p>
+      <w:pPr/>
+      <w:r>
+        <w:rPr>
+          <w:lang w:val="id_ID" w:bidi="id_ID"/>
+        </w:rPr>
+      </w:r>
+      <w:r>
+        <w:rPr>
+          <w:lang w:val="id_ID" w:bidi="id_ID"/>
+        </w:rPr>
+        <w:t xml:space="preserve">Lihat: </w:t>
+      </w:r>
+      <w:r>
+        <w:rPr>
+          <w:lang w:val="id_ID" w:bidi="id_ID"/>
+        </w:rPr>
+        <w:t>Ungkapan</w:t>
+      </w:r>
+      <w:r>
+        <w:rPr>
+          <w:lang w:val="id_ID" w:bidi="id_ID"/>
+        </w:rPr>
+      </w:r>
+      <w:r>
+        <w:rPr>
+          <w:lang w:val="id_ID" w:bidi="id_ID"/>
+        </w:rPr>
+      </w:r>
+    </w:p>
+    <w:p>
+      <w:pPr/>
+      <w:r>
+        <w:rPr>
+          <w:lang w:val="id_ID" w:bidi="id_ID"/>
+        </w:rPr>
+      </w:r>
+    </w:p>
+    <w:p>
+      <w:pPr>
+        <w:pStyle w:val="Heading2"/>
+      </w:pPr>
+      <w:r>
+        <w:rPr>
+          <w:lang w:val="id_ID" w:bidi="id_ID"/>
+        </w:rPr>
+        <w:t>Kisah Para Rasul 13:41 (#2)</w:t>
+      </w:r>
+      <w:r>
+        <w:rPr>
+          <w:lang w:val="id_ID" w:bidi="id_ID"/>
+        </w:rPr>
+      </w:r>
+    </w:p>
+    <w:p>
+      <w:pPr/>
+      <w:r>
+        <w:rPr>
+          <w:lang w:val="id_ID" w:bidi="id_ID"/>
+        </w:rPr>
+      </w:r>
+      <w:r>
+        <w:rPr>
+          <w:b/>
+          <w:lang w:val="id_ID" w:bidi="id_ID"/>
+        </w:rPr>
+        <w:t>"Ingatlah"</w:t>
+      </w:r>
+    </w:p>
+    <w:p>
+      <w:pPr/>
+      <w:r>
+        <w:rPr>
+          <w:lang w:val="id_ID" w:bidi="id_ID"/>
+        </w:rPr>
+      </w:r>
+      <w:r>
+        <w:rPr>
+          <w:lang w:val="id_ID" w:bidi="id_ID"/>
+        </w:rPr>
+        <w:t xml:space="preserve">Habakuk menggunakan istilah </w:t>
+      </w:r>
+      <w:r>
+        <w:rPr>
+          <w:b/>
+          <w:lang w:val="id_ID" w:bidi="id_ID"/>
+        </w:rPr>
+        <w:t>Ingatlah</w:t>
+      </w:r>
+      <w:r>
+        <w:rPr>
+          <w:lang w:val="id_ID" w:bidi="id_ID"/>
+        </w:rPr>
+        <w:t xml:space="preserve"> dalam arti "Berhati-hatilah," karena tindakan melihat sekeliling dengan waspada diasosiasikan dengan kehati-hatian. Jika lebih bermanfaat dalam bahasa Anda, Anda dapat menyatakan maknanya dengan jelas. Terjemahan alternatif: "Berhati-hatilah"</w:t>
+      </w:r>
+    </w:p>
+    <w:p>
+      <w:pPr/>
+      <w:r>
+        <w:rPr>
+          <w:lang w:val="id_ID" w:bidi="id_ID"/>
+        </w:rPr>
+      </w:r>
+      <w:r>
+        <w:rPr>
+          <w:lang w:val="id_ID" w:bidi="id_ID"/>
+        </w:rPr>
+        <w:t xml:space="preserve">Lihat: </w:t>
+      </w:r>
+      <w:r>
+        <w:rPr>
+          <w:lang w:val="id_ID" w:bidi="id_ID"/>
+        </w:rPr>
+        <w:t>Metonimia</w:t>
       </w:r>
       <w:r>
         <w:rPr>

--- a/ind/docx/44.content.docx
+++ b/ind/docx/44.content.docx
@@ -935,6 +935,21 @@
           <w:b/>
           <w:lang w:val="id_ID" w:bidi="id_ID"/>
         </w:rPr>
+        <w:t>καταβάντες</w:t>
+      </w:r>
+    </w:p>
+    <w:p>
+      <w:pPr/>
+      <w:r>
+        <w:rPr>
+          <w:lang w:val="id_ID" w:bidi="id_ID"/>
+        </w:rPr>
+      </w:r>
+      <w:r>
+        <w:rPr>
+          <w:b/>
+          <w:lang w:val="id_ID" w:bidi="id_ID"/>
+        </w:rPr>
         <w:t>"Setibanya di situ"</w:t>
       </w:r>
     </w:p>
@@ -1017,6 +1032,21 @@
         <w:rPr>
           <w:lang w:val="id_ID" w:bidi="id_ID"/>
         </w:rPr>
+      </w:r>
+    </w:p>
+    <w:p>
+      <w:pPr/>
+      <w:r>
+        <w:rPr>
+          <w:lang w:val="id_ID" w:bidi="id_ID"/>
+        </w:rPr>
+      </w:r>
+      <w:r>
+        <w:rPr>
+          <w:b/>
+          <w:lang w:val="id_ID" w:bidi="id_ID"/>
+        </w:rPr>
+        <w:t>κατῆλθον</w:t>
       </w:r>
     </w:p>
     <w:p>

--- a/ind/docx/44.content.docx
+++ b/ind/docx/44.content.docx
@@ -1205,6 +1205,116 @@
           <w:lang w:val="id_ID" w:bidi="id_ID"/>
         </w:rPr>
         <w:t>Metonimia</w:t>
+      </w:r>
+      <w:r>
+        <w:rPr>
+          <w:lang w:val="id_ID" w:bidi="id_ID"/>
+        </w:rPr>
+      </w:r>
+      <w:r>
+        <w:rPr>
+          <w:lang w:val="id_ID" w:bidi="id_ID"/>
+        </w:rPr>
+      </w:r>
+    </w:p>
+    <w:p>
+      <w:pPr/>
+      <w:r>
+        <w:rPr>
+          <w:lang w:val="id_ID" w:bidi="id_ID"/>
+        </w:rPr>
+      </w:r>
+    </w:p>
+    <w:p>
+      <w:pPr>
+        <w:pStyle w:val="Heading2"/>
+      </w:pPr>
+      <w:r>
+        <w:rPr>
+          <w:lang w:val="id_ID" w:bidi="id_ID"/>
+        </w:rPr>
+        <w:t>Kisah Para Rasul 16:18 (#3)</w:t>
+      </w:r>
+      <w:r>
+        <w:rPr>
+          <w:lang w:val="id_ID" w:bidi="id_ID"/>
+        </w:rPr>
+      </w:r>
+    </w:p>
+    <w:p>
+      <w:pPr/>
+      <w:r>
+        <w:rPr>
+          <w:lang w:val="id_ID" w:bidi="id_ID"/>
+        </w:rPr>
+      </w:r>
+      <w:r>
+        <w:rPr>
+          <w:b/>
+          <w:lang w:val="id_ID" w:bidi="id_ID"/>
+        </w:rPr>
+        <w:t>"</w:t>
+      </w:r>
+      <w:r>
+        <w:rPr>
+          <w:b/>
+          <w:lang w:val="id_ID" w:bidi="id_ID"/>
+        </w:rPr>
+        <w:t>Seketika itu juga keluarlah roh itu</w:t>
+      </w:r>
+      <w:r>
+        <w:rPr>
+          <w:b/>
+          <w:lang w:val="id_ID" w:bidi="id_ID"/>
+        </w:rPr>
+        <w:t>"</w:t>
+      </w:r>
+    </w:p>
+    <w:p>
+      <w:pPr/>
+      <w:r>
+        <w:rPr>
+          <w:lang w:val="id_ID" w:bidi="id_ID"/>
+        </w:rPr>
+      </w:r>
+      <w:r>
+        <w:rPr>
+          <w:lang w:val="id_ID" w:bidi="id_ID"/>
+        </w:rPr>
+        <w:t xml:space="preserve">Dalam bahasa Yunani, </w:t>
+      </w:r>
+      <w:r>
+        <w:rPr>
+          <w:b/>
+          <w:lang w:val="id_ID" w:bidi="id_ID"/>
+        </w:rPr>
+        <w:t>jam</w:t>
+      </w:r>
+      <w:r>
+        <w:rPr>
+          <w:lang w:val="id_ID" w:bidi="id_ID"/>
+        </w:rPr>
+        <w:t xml:space="preserve"> merupakan satuan waktu yang paling singkat. Dalam konteks ini, istilah tersebut tidak merujuk pada jam literal 60 menit; melainkan waktu terpendek yang bisa dibayangkan. Jika hal ini berguna dalam bahasa Anda, Anda bisa menyatakan maknanya secara jelas. Terjemahan alternatif: “itu keluar saat itu juga”</w:t>
+      </w:r>
+    </w:p>
+    <w:p>
+      <w:pPr/>
+      <w:r>
+        <w:rPr>
+          <w:lang w:val="id_ID" w:bidi="id_ID"/>
+        </w:rPr>
+      </w:r>
+      <w:r>
+        <w:rPr>
+          <w:lang w:val="id_ID" w:bidi="id_ID"/>
+        </w:rPr>
+        <w:t xml:space="preserve">Lihat: </w:t>
+      </w:r>
+      <w:r>
+        <w:rPr>
+          <w:lang w:val="id_ID" w:bidi="id_ID"/>
+        </w:rPr>
+        <w:t>Ungkapan</w:t>
       </w:r>
       <w:r>
         <w:rPr>
